--- a/Øvelser/Geografi/poroesitet-og-permeabilitet-hf/poroesitet-og-permeabilitet-hf.docx
+++ b/Øvelser/Geografi/poroesitet-og-permeabilitet-hf/poroesitet-og-permeabilitet-hf.docx
@@ -553,404 +553,439 @@
       </w:tr>
     </w:tbl>
     <w:bookmarkEnd w:id="26"/>
-    <w:bookmarkStart w:id="27" w:name="opgave-1-dataindsamling"/>
+    <w:bookmarkStart w:id="28" w:name="opgave-1-dataindsamling"/>
     <w:p>
       <w:pPr>
         <w:pStyle w:val="Heading2"/>
       </w:pPr>
       <w:r>
         <w:t xml:space="preserve">Opgave 1: Dataindsamling</w:t>
-      </w:r>
-    </w:p>
-    <w:p>
-      <w:pPr>
-        <w:pStyle w:val="TableCaption"/>
-      </w:pPr>
-      <w:r>
-        <w:t xml:space="preserve">Opsamlet vandmængde (mL) over tid for de to jordtyper.</w:t>
       </w:r>
     </w:p>
     <w:tbl>
       <w:tblPr>
         <w:tblStyle w:val="Table"/>
-        <w:tblW w:type="auto" w:w="0"/>
-        <w:tblLook w:firstRow="1" w:lastRow="0" w:firstColumn="0" w:lastColumn="0" w:noHBand="0" w:noVBand="0" w:val="0020"/>
-        <w:tblCaption w:val="Opsamlet vandmængde (mL) over tid for de to jordtyper."/>
+        <w:tblW w:type="pct" w:w="5000"/>
+        <w:tblLayout w:type="fixed"/>
+        <w:tblLook w:firstRow="0" w:lastRow="0" w:firstColumn="0" w:lastColumn="0" w:noHBand="0" w:noVBand="0" w:val="0000"/>
       </w:tblPr>
       <w:tblGrid>
-        <w:gridCol w:w="2640"/>
-        <w:gridCol w:w="2640"/>
-        <w:gridCol w:w="2640"/>
+        <w:gridCol w:w="7920"/>
       </w:tblGrid>
       <w:tr>
-        <w:trPr>
-          <w:cantSplit/>
-          <w:tblHeader w:val="on"/>
-        </w:trPr>
         <w:tc>
           <w:tcPr/>
+          <w:bookmarkStart w:id="27" w:name="tbl-1"/>
           <w:p>
             <w:pPr>
-              <w:pStyle w:val="Compact"/>
-              <w:keepNext/>
+              <w:jc w:val="center"/>
+            </w:pPr>
+            <w:pPr>
               <w:jc w:val="left"/>
+              <w:spacing w:before="200"/>
+              <w:pStyle w:val="ImageCaption"/>
             </w:pPr>
             <w:r>
-              <w:t xml:space="preserve">Tid (sek.)</w:t>
+              <w:t xml:space="preserve">Tabel 1: Opsamlet vandmængde (mL) over tid for de to jordtyper.</w:t>
             </w:r>
           </w:p>
-        </w:tc>
-        <w:tc>
-          <w:tcPr/>
-          <w:p>
-            <w:pPr>
-              <w:pStyle w:val="Compact"/>
-              <w:keepNext/>
-              <w:jc w:val="center"/>
-            </w:pPr>
-            <w:r>
-              <w:t xml:space="preserve">Jordtype 1</w:t>
-            </w:r>
-          </w:p>
-        </w:tc>
-        <w:tc>
-          <w:tcPr/>
-          <w:p>
-            <w:pPr>
-              <w:pStyle w:val="Compact"/>
-              <w:keepNext/>
-              <w:jc w:val="center"/>
-            </w:pPr>
-            <w:r>
-              <w:t xml:space="preserve">Jordtype 2</w:t>
-            </w:r>
-          </w:p>
-        </w:tc>
-      </w:tr>
-      <w:tr>
-        <w:trPr>
-          <w:cantSplit/>
-        </w:trPr>
-        <w:tc>
-          <w:tcPr/>
-          <w:p>
-            <w:pPr>
-              <w:pStyle w:val="Compact"/>
-              <w:keepNext/>
-              <w:jc w:val="left"/>
-            </w:pPr>
-            <w:r>
-              <w:t xml:space="preserve">10</w:t>
-            </w:r>
-          </w:p>
-        </w:tc>
-        <w:tc>
-          <w:tcPr/>
-          <w:p>
-            <w:pPr>
-              <w:pStyle w:val="Compact"/>
-              <w:keepNext/>
-            </w:pPr>
-          </w:p>
-        </w:tc>
-        <w:tc>
-          <w:tcPr/>
-          <w:p>
-            <w:pPr>
-              <w:pStyle w:val="Compact"/>
-              <w:keepNext/>
-            </w:pPr>
-          </w:p>
-        </w:tc>
-      </w:tr>
-      <w:tr>
-        <w:trPr>
-          <w:cantSplit/>
-        </w:trPr>
-        <w:tc>
-          <w:tcPr/>
-          <w:p>
-            <w:pPr>
-              <w:pStyle w:val="Compact"/>
-              <w:keepNext/>
-              <w:jc w:val="left"/>
-            </w:pPr>
-            <w:r>
-              <w:t xml:space="preserve">20</w:t>
-            </w:r>
-          </w:p>
-        </w:tc>
-        <w:tc>
-          <w:tcPr/>
-          <w:p>
-            <w:pPr>
-              <w:pStyle w:val="Compact"/>
-              <w:keepNext/>
-            </w:pPr>
-          </w:p>
-        </w:tc>
-        <w:tc>
-          <w:tcPr/>
-          <w:p>
-            <w:pPr>
-              <w:pStyle w:val="Compact"/>
-              <w:keepNext/>
-            </w:pPr>
-          </w:p>
-        </w:tc>
-      </w:tr>
-      <w:tr>
-        <w:trPr>
-          <w:cantSplit/>
-        </w:trPr>
-        <w:tc>
-          <w:tcPr/>
-          <w:p>
-            <w:pPr>
-              <w:pStyle w:val="Compact"/>
-              <w:keepNext/>
-              <w:jc w:val="left"/>
-            </w:pPr>
-            <w:r>
-              <w:t xml:space="preserve">30</w:t>
-            </w:r>
-          </w:p>
-        </w:tc>
-        <w:tc>
-          <w:tcPr/>
-          <w:p>
-            <w:pPr>
-              <w:pStyle w:val="Compact"/>
-              <w:keepNext/>
-            </w:pPr>
-          </w:p>
-        </w:tc>
-        <w:tc>
-          <w:tcPr/>
-          <w:p>
-            <w:pPr>
-              <w:pStyle w:val="Compact"/>
-              <w:keepNext/>
-            </w:pPr>
-          </w:p>
-        </w:tc>
-      </w:tr>
-      <w:tr>
-        <w:trPr>
-          <w:cantSplit/>
-        </w:trPr>
-        <w:tc>
-          <w:tcPr/>
-          <w:p>
-            <w:pPr>
-              <w:pStyle w:val="Compact"/>
-              <w:keepNext/>
-              <w:jc w:val="left"/>
-            </w:pPr>
-            <w:r>
-              <w:t xml:space="preserve">40</w:t>
-            </w:r>
-          </w:p>
-        </w:tc>
-        <w:tc>
-          <w:tcPr/>
-          <w:p>
-            <w:pPr>
-              <w:pStyle w:val="Compact"/>
-              <w:keepNext/>
-            </w:pPr>
-          </w:p>
-        </w:tc>
-        <w:tc>
-          <w:tcPr/>
-          <w:p>
-            <w:pPr>
-              <w:pStyle w:val="Compact"/>
-              <w:keepNext/>
-            </w:pPr>
-          </w:p>
-        </w:tc>
-      </w:tr>
-      <w:tr>
-        <w:trPr>
-          <w:cantSplit/>
-        </w:trPr>
-        <w:tc>
-          <w:tcPr/>
-          <w:p>
-            <w:pPr>
-              <w:pStyle w:val="Compact"/>
-              <w:keepNext/>
-              <w:jc w:val="left"/>
-            </w:pPr>
-            <w:r>
-              <w:t xml:space="preserve">50</w:t>
-            </w:r>
-          </w:p>
-        </w:tc>
-        <w:tc>
-          <w:tcPr/>
-          <w:p>
-            <w:pPr>
-              <w:pStyle w:val="Compact"/>
-              <w:keepNext/>
-            </w:pPr>
-          </w:p>
-        </w:tc>
-        <w:tc>
-          <w:tcPr/>
-          <w:p>
-            <w:pPr>
-              <w:pStyle w:val="Compact"/>
-              <w:keepNext/>
-            </w:pPr>
-          </w:p>
-        </w:tc>
-      </w:tr>
-      <w:tr>
-        <w:trPr>
-          <w:cantSplit/>
-        </w:trPr>
-        <w:tc>
-          <w:tcPr/>
-          <w:p>
-            <w:pPr>
-              <w:pStyle w:val="Compact"/>
-              <w:keepNext/>
-              <w:jc w:val="left"/>
-            </w:pPr>
-            <w:r>
-              <w:t xml:space="preserve">60 (1 min.)</w:t>
-            </w:r>
-          </w:p>
-        </w:tc>
-        <w:tc>
-          <w:tcPr/>
-          <w:p>
-            <w:pPr>
-              <w:pStyle w:val="Compact"/>
-              <w:keepNext/>
-            </w:pPr>
-          </w:p>
-        </w:tc>
-        <w:tc>
-          <w:tcPr/>
-          <w:p>
-            <w:pPr>
-              <w:pStyle w:val="Compact"/>
-              <w:keepNext/>
-            </w:pPr>
-          </w:p>
-        </w:tc>
-      </w:tr>
-      <w:tr>
-        <w:trPr>
-          <w:cantSplit/>
-        </w:trPr>
-        <w:tc>
-          <w:tcPr/>
-          <w:p>
-            <w:pPr>
-              <w:pStyle w:val="Compact"/>
-              <w:keepNext/>
-              <w:jc w:val="left"/>
-            </w:pPr>
-            <w:r>
-              <w:t xml:space="preserve">90 (1½ min.)</w:t>
-            </w:r>
-          </w:p>
-        </w:tc>
-        <w:tc>
-          <w:tcPr/>
-          <w:p>
-            <w:pPr>
-              <w:pStyle w:val="Compact"/>
-              <w:keepNext/>
-            </w:pPr>
-          </w:p>
-        </w:tc>
-        <w:tc>
-          <w:tcPr/>
-          <w:p>
-            <w:pPr>
-              <w:pStyle w:val="Compact"/>
-              <w:keepNext/>
-            </w:pPr>
-          </w:p>
-        </w:tc>
-      </w:tr>
-      <w:tr>
-        <w:trPr>
-          <w:cantSplit/>
-        </w:trPr>
-        <w:tc>
-          <w:tcPr/>
-          <w:p>
-            <w:pPr>
-              <w:pStyle w:val="Compact"/>
-              <w:keepNext/>
-              <w:jc w:val="left"/>
-            </w:pPr>
-            <w:r>
-              <w:t xml:space="preserve">120 (2 min.)</w:t>
-            </w:r>
-          </w:p>
-        </w:tc>
-        <w:tc>
-          <w:tcPr/>
-          <w:p>
-            <w:pPr>
-              <w:pStyle w:val="Compact"/>
-              <w:keepNext/>
-            </w:pPr>
-          </w:p>
-        </w:tc>
-        <w:tc>
-          <w:tcPr/>
-          <w:p>
-            <w:pPr>
-              <w:pStyle w:val="Compact"/>
-              <w:keepNext/>
-            </w:pPr>
-          </w:p>
-        </w:tc>
-      </w:tr>
-      <w:tr>
-        <w:trPr>
-          <w:cantSplit/>
-        </w:trPr>
-        <w:tc>
-          <w:tcPr/>
-          <w:p>
-            <w:pPr>
-              <w:pStyle w:val="Compact"/>
-              <w:jc w:val="left"/>
-            </w:pPr>
-            <w:r>
-              <w:t xml:space="preserve">Slut</w:t>
-            </w:r>
-          </w:p>
-        </w:tc>
-        <w:tc>
-          <w:tcPr/>
-          <w:p>
-            <w:pPr>
-              <w:pStyle w:val="Compact"/>
-            </w:pPr>
-          </w:p>
-        </w:tc>
-        <w:tc>
-          <w:tcPr/>
-          <w:p>
-            <w:pPr>
-              <w:pStyle w:val="Compact"/>
-            </w:pPr>
-          </w:p>
+          <w:tbl>
+            <w:tblPr>
+              <w:tblStyle w:val="Table"/>
+              <w:tblW w:type="auto" w:w="0"/>
+              <w:tblLook w:firstRow="1" w:lastRow="0" w:firstColumn="0" w:lastColumn="0" w:noHBand="0" w:noVBand="0" w:val="0020"/>
+            </w:tblPr>
+            <w:tblGrid>
+              <w:gridCol w:w="2640"/>
+              <w:gridCol w:w="2640"/>
+              <w:gridCol w:w="2640"/>
+            </w:tblGrid>
+            <w:tr>
+              <w:trPr>
+                <w:cantSplit/>
+                <w:tblHeader w:val="on"/>
+              </w:trPr>
+              <w:tc>
+                <w:tcPr/>
+                <w:p>
+                  <w:pPr>
+                    <w:pStyle w:val="Compact"/>
+                    <w:keepNext/>
+                    <w:jc w:val="left"/>
+                    <w:jc w:val="center"/>
+                  </w:pPr>
+                  <w:r>
+                    <w:t xml:space="preserve">Tid (sek.)</w:t>
+                  </w:r>
+                </w:p>
+              </w:tc>
+              <w:tc>
+                <w:tcPr/>
+                <w:p>
+                  <w:pPr>
+                    <w:pStyle w:val="Compact"/>
+                    <w:keepNext/>
+                    <w:jc w:val="center"/>
+                    <w:jc w:val="center"/>
+                  </w:pPr>
+                  <w:r>
+                    <w:t xml:space="preserve">Jordtype 1</w:t>
+                  </w:r>
+                </w:p>
+              </w:tc>
+              <w:tc>
+                <w:tcPr/>
+                <w:p>
+                  <w:pPr>
+                    <w:pStyle w:val="Compact"/>
+                    <w:keepNext/>
+                    <w:jc w:val="center"/>
+                    <w:jc w:val="center"/>
+                  </w:pPr>
+                  <w:r>
+                    <w:t xml:space="preserve">Jordtype 2</w:t>
+                  </w:r>
+                </w:p>
+              </w:tc>
+            </w:tr>
+            <w:tr>
+              <w:trPr>
+                <w:cantSplit/>
+              </w:trPr>
+              <w:tc>
+                <w:tcPr/>
+                <w:p>
+                  <w:pPr>
+                    <w:pStyle w:val="Compact"/>
+                    <w:keepNext/>
+                    <w:jc w:val="left"/>
+                    <w:jc w:val="center"/>
+                  </w:pPr>
+                  <w:r>
+                    <w:t xml:space="preserve">10</w:t>
+                  </w:r>
+                </w:p>
+              </w:tc>
+              <w:tc>
+                <w:tcPr/>
+                <w:p>
+                  <w:pPr>
+                    <w:pStyle w:val="Compact"/>
+                    <w:keepNext/>
+                  </w:pPr>
+                </w:p>
+              </w:tc>
+              <w:tc>
+                <w:tcPr/>
+                <w:p>
+                  <w:pPr>
+                    <w:pStyle w:val="Compact"/>
+                    <w:keepNext/>
+                  </w:pPr>
+                </w:p>
+              </w:tc>
+            </w:tr>
+            <w:tr>
+              <w:trPr>
+                <w:cantSplit/>
+              </w:trPr>
+              <w:tc>
+                <w:tcPr/>
+                <w:p>
+                  <w:pPr>
+                    <w:pStyle w:val="Compact"/>
+                    <w:keepNext/>
+                    <w:jc w:val="left"/>
+                    <w:jc w:val="center"/>
+                  </w:pPr>
+                  <w:r>
+                    <w:t xml:space="preserve">20</w:t>
+                  </w:r>
+                </w:p>
+              </w:tc>
+              <w:tc>
+                <w:tcPr/>
+                <w:p>
+                  <w:pPr>
+                    <w:pStyle w:val="Compact"/>
+                    <w:keepNext/>
+                  </w:pPr>
+                </w:p>
+              </w:tc>
+              <w:tc>
+                <w:tcPr/>
+                <w:p>
+                  <w:pPr>
+                    <w:pStyle w:val="Compact"/>
+                    <w:keepNext/>
+                  </w:pPr>
+                </w:p>
+              </w:tc>
+            </w:tr>
+            <w:tr>
+              <w:trPr>
+                <w:cantSplit/>
+              </w:trPr>
+              <w:tc>
+                <w:tcPr/>
+                <w:p>
+                  <w:pPr>
+                    <w:pStyle w:val="Compact"/>
+                    <w:keepNext/>
+                    <w:jc w:val="left"/>
+                    <w:jc w:val="center"/>
+                  </w:pPr>
+                  <w:r>
+                    <w:t xml:space="preserve">30</w:t>
+                  </w:r>
+                </w:p>
+              </w:tc>
+              <w:tc>
+                <w:tcPr/>
+                <w:p>
+                  <w:pPr>
+                    <w:pStyle w:val="Compact"/>
+                    <w:keepNext/>
+                  </w:pPr>
+                </w:p>
+              </w:tc>
+              <w:tc>
+                <w:tcPr/>
+                <w:p>
+                  <w:pPr>
+                    <w:pStyle w:val="Compact"/>
+                    <w:keepNext/>
+                  </w:pPr>
+                </w:p>
+              </w:tc>
+            </w:tr>
+            <w:tr>
+              <w:trPr>
+                <w:cantSplit/>
+              </w:trPr>
+              <w:tc>
+                <w:tcPr/>
+                <w:p>
+                  <w:pPr>
+                    <w:pStyle w:val="Compact"/>
+                    <w:keepNext/>
+                    <w:jc w:val="left"/>
+                    <w:jc w:val="center"/>
+                  </w:pPr>
+                  <w:r>
+                    <w:t xml:space="preserve">40</w:t>
+                  </w:r>
+                </w:p>
+              </w:tc>
+              <w:tc>
+                <w:tcPr/>
+                <w:p>
+                  <w:pPr>
+                    <w:pStyle w:val="Compact"/>
+                    <w:keepNext/>
+                  </w:pPr>
+                </w:p>
+              </w:tc>
+              <w:tc>
+                <w:tcPr/>
+                <w:p>
+                  <w:pPr>
+                    <w:pStyle w:val="Compact"/>
+                    <w:keepNext/>
+                  </w:pPr>
+                </w:p>
+              </w:tc>
+            </w:tr>
+            <w:tr>
+              <w:trPr>
+                <w:cantSplit/>
+              </w:trPr>
+              <w:tc>
+                <w:tcPr/>
+                <w:p>
+                  <w:pPr>
+                    <w:pStyle w:val="Compact"/>
+                    <w:keepNext/>
+                    <w:jc w:val="left"/>
+                    <w:jc w:val="center"/>
+                  </w:pPr>
+                  <w:r>
+                    <w:t xml:space="preserve">50</w:t>
+                  </w:r>
+                </w:p>
+              </w:tc>
+              <w:tc>
+                <w:tcPr/>
+                <w:p>
+                  <w:pPr>
+                    <w:pStyle w:val="Compact"/>
+                    <w:keepNext/>
+                  </w:pPr>
+                </w:p>
+              </w:tc>
+              <w:tc>
+                <w:tcPr/>
+                <w:p>
+                  <w:pPr>
+                    <w:pStyle w:val="Compact"/>
+                    <w:keepNext/>
+                  </w:pPr>
+                </w:p>
+              </w:tc>
+            </w:tr>
+            <w:tr>
+              <w:trPr>
+                <w:cantSplit/>
+              </w:trPr>
+              <w:tc>
+                <w:tcPr/>
+                <w:p>
+                  <w:pPr>
+                    <w:pStyle w:val="Compact"/>
+                    <w:keepNext/>
+                    <w:jc w:val="left"/>
+                    <w:jc w:val="center"/>
+                  </w:pPr>
+                  <w:r>
+                    <w:t xml:space="preserve">60 (1 min.)</w:t>
+                  </w:r>
+                </w:p>
+              </w:tc>
+              <w:tc>
+                <w:tcPr/>
+                <w:p>
+                  <w:pPr>
+                    <w:pStyle w:val="Compact"/>
+                    <w:keepNext/>
+                  </w:pPr>
+                </w:p>
+              </w:tc>
+              <w:tc>
+                <w:tcPr/>
+                <w:p>
+                  <w:pPr>
+                    <w:pStyle w:val="Compact"/>
+                    <w:keepNext/>
+                  </w:pPr>
+                </w:p>
+              </w:tc>
+            </w:tr>
+            <w:tr>
+              <w:trPr>
+                <w:cantSplit/>
+              </w:trPr>
+              <w:tc>
+                <w:tcPr/>
+                <w:p>
+                  <w:pPr>
+                    <w:pStyle w:val="Compact"/>
+                    <w:keepNext/>
+                    <w:jc w:val="left"/>
+                    <w:jc w:val="center"/>
+                  </w:pPr>
+                  <w:r>
+                    <w:t xml:space="preserve">90 (1½ min.)</w:t>
+                  </w:r>
+                </w:p>
+              </w:tc>
+              <w:tc>
+                <w:tcPr/>
+                <w:p>
+                  <w:pPr>
+                    <w:pStyle w:val="Compact"/>
+                    <w:keepNext/>
+                  </w:pPr>
+                </w:p>
+              </w:tc>
+              <w:tc>
+                <w:tcPr/>
+                <w:p>
+                  <w:pPr>
+                    <w:pStyle w:val="Compact"/>
+                    <w:keepNext/>
+                  </w:pPr>
+                </w:p>
+              </w:tc>
+            </w:tr>
+            <w:tr>
+              <w:trPr>
+                <w:cantSplit/>
+              </w:trPr>
+              <w:tc>
+                <w:tcPr/>
+                <w:p>
+                  <w:pPr>
+                    <w:pStyle w:val="Compact"/>
+                    <w:keepNext/>
+                    <w:jc w:val="left"/>
+                    <w:jc w:val="center"/>
+                  </w:pPr>
+                  <w:r>
+                    <w:t xml:space="preserve">120 (2 min.)</w:t>
+                  </w:r>
+                </w:p>
+              </w:tc>
+              <w:tc>
+                <w:tcPr/>
+                <w:p>
+                  <w:pPr>
+                    <w:pStyle w:val="Compact"/>
+                    <w:keepNext/>
+                  </w:pPr>
+                </w:p>
+              </w:tc>
+              <w:tc>
+                <w:tcPr/>
+                <w:p>
+                  <w:pPr>
+                    <w:pStyle w:val="Compact"/>
+                    <w:keepNext/>
+                  </w:pPr>
+                </w:p>
+              </w:tc>
+            </w:tr>
+            <w:tr>
+              <w:trPr>
+                <w:cantSplit/>
+              </w:trPr>
+              <w:tc>
+                <w:tcPr/>
+                <w:p>
+                  <w:pPr>
+                    <w:pStyle w:val="Compact"/>
+                    <w:jc w:val="left"/>
+                    <w:jc w:val="center"/>
+                  </w:pPr>
+                  <w:r>
+                    <w:t xml:space="preserve">Slut</w:t>
+                  </w:r>
+                </w:p>
+              </w:tc>
+              <w:tc>
+                <w:tcPr/>
+                <w:p>
+                  <w:pPr>
+                    <w:pStyle w:val="Compact"/>
+                  </w:pPr>
+                </w:p>
+              </w:tc>
+              <w:tc>
+                <w:tcPr/>
+                <w:p>
+                  <w:pPr>
+                    <w:pStyle w:val="Compact"/>
+                  </w:pPr>
+                </w:p>
+              </w:tc>
+            </w:tr>
+          </w:tbl>
+          <w:bookmarkEnd w:id="27"/>
+          <w:p/>
         </w:tc>
       </w:tr>
     </w:tbl>
-    <w:bookmarkEnd w:id="27"/>
-    <w:bookmarkStart w:id="28" w:name="opgave-2-grafisk-fremstilling"/>
+    <w:bookmarkEnd w:id="28"/>
+    <w:bookmarkStart w:id="29" w:name="opgave-2-grafisk-fremstilling"/>
     <w:p>
       <w:pPr>
         <w:pStyle w:val="Heading2"/>
@@ -967,8 +1002,8 @@
         <w:t xml:space="preserve">Indtegn resultaterne for begge jordtyper i samme koordinatsystem, med tiden (sekunder) ud ad x-aksen og vandmængden (mL) op ad y-aksen. Brug to forskellige farver eller symboler (fx × og ○), så de to kurver kan kendes fra hinanden.</w:t>
       </w:r>
     </w:p>
-    <w:bookmarkEnd w:id="28"/>
-    <w:bookmarkStart w:id="29" w:name="opgave-3-beregning-af-markkapacitet"/>
+    <w:bookmarkEnd w:id="29"/>
+    <w:bookmarkStart w:id="31" w:name="opgave-3-beregning-af-markkapacitet"/>
     <w:p>
       <w:pPr>
         <w:pStyle w:val="Heading2"/>
@@ -1036,183 +1071,213 @@
         </m:oMath>
       </m:oMathPara>
     </w:p>
-    <w:p>
-      <w:pPr>
-        <w:pStyle w:val="TableCaption"/>
-      </w:pPr>
-      <w:r>
-        <w:t xml:space="preserve">Markkapacitet for de to jordtyper.</w:t>
-      </w:r>
-    </w:p>
     <w:tbl>
       <w:tblPr>
         <w:tblStyle w:val="Table"/>
-        <w:tblW w:type="auto" w:w="0"/>
-        <w:tblLook w:firstRow="1" w:lastRow="0" w:firstColumn="0" w:lastColumn="0" w:noHBand="0" w:noVBand="0" w:val="0020"/>
-        <w:tblCaption w:val="Markkapacitet for de to jordtyper."/>
+        <w:tblW w:type="pct" w:w="5000"/>
+        <w:tblLayout w:type="fixed"/>
+        <w:tblLook w:firstRow="0" w:lastRow="0" w:firstColumn="0" w:lastColumn="0" w:noHBand="0" w:noVBand="0" w:val="0000"/>
       </w:tblPr>
       <w:tblGrid>
-        <w:gridCol w:w="2640"/>
-        <w:gridCol w:w="2640"/>
-        <w:gridCol w:w="2640"/>
+        <w:gridCol w:w="7920"/>
       </w:tblGrid>
       <w:tr>
-        <w:trPr>
-          <w:cantSplit/>
-          <w:tblHeader w:val="on"/>
-        </w:trPr>
         <w:tc>
           <w:tcPr/>
+          <w:bookmarkStart w:id="30" w:name="tbl-2"/>
           <w:p>
             <w:pPr>
-              <w:pStyle w:val="Compact"/>
-              <w:keepNext/>
-            </w:pPr>
-          </w:p>
-        </w:tc>
-        <w:tc>
-          <w:tcPr/>
-          <w:p>
-            <w:pPr>
-              <w:pStyle w:val="Compact"/>
-              <w:keepNext/>
               <w:jc w:val="center"/>
             </w:pPr>
+            <w:pPr>
+              <w:jc w:val="left"/>
+              <w:spacing w:before="200"/>
+              <w:pStyle w:val="ImageCaption"/>
+            </w:pPr>
             <w:r>
-              <w:t xml:space="preserve">Jordtype 1</w:t>
+              <w:t xml:space="preserve">Tabel 2: Markkapacitet for de to jordtyper.</w:t>
             </w:r>
           </w:p>
-        </w:tc>
-        <w:tc>
-          <w:tcPr/>
-          <w:p>
-            <w:pPr>
-              <w:pStyle w:val="Compact"/>
-              <w:keepNext/>
-              <w:jc w:val="center"/>
-            </w:pPr>
-            <w:r>
-              <w:t xml:space="preserve">Jordtype 2</w:t>
-            </w:r>
-          </w:p>
-        </w:tc>
-      </w:tr>
-      <w:tr>
-        <w:trPr>
-          <w:cantSplit/>
-        </w:trPr>
-        <w:tc>
-          <w:tcPr/>
-          <w:p>
-            <w:pPr>
-              <w:pStyle w:val="Compact"/>
-              <w:keepNext/>
-              <w:jc w:val="left"/>
-            </w:pPr>
-            <w:r>
-              <w:t xml:space="preserve">Vand hældt på (mL)</w:t>
-            </w:r>
-          </w:p>
-        </w:tc>
-        <w:tc>
-          <w:tcPr/>
-          <w:p>
-            <w:pPr>
-              <w:pStyle w:val="Compact"/>
-              <w:keepNext/>
-              <w:jc w:val="center"/>
-            </w:pPr>
-            <w:r>
-              <w:t xml:space="preserve">100</w:t>
-            </w:r>
-          </w:p>
-        </w:tc>
-        <w:tc>
-          <w:tcPr/>
-          <w:p>
-            <w:pPr>
-              <w:pStyle w:val="Compact"/>
-              <w:keepNext/>
-              <w:jc w:val="center"/>
-            </w:pPr>
-            <w:r>
-              <w:t xml:space="preserve">100</w:t>
-            </w:r>
-          </w:p>
-        </w:tc>
-      </w:tr>
-      <w:tr>
-        <w:trPr>
-          <w:cantSplit/>
-        </w:trPr>
-        <w:tc>
-          <w:tcPr/>
-          <w:p>
-            <w:pPr>
-              <w:pStyle w:val="Compact"/>
-              <w:keepNext/>
-              <w:jc w:val="left"/>
-            </w:pPr>
-            <w:r>
-              <w:t xml:space="preserve">Vand løbet igennem i alt (mL)</w:t>
-            </w:r>
-          </w:p>
-        </w:tc>
-        <w:tc>
-          <w:tcPr/>
-          <w:p>
-            <w:pPr>
-              <w:pStyle w:val="Compact"/>
-              <w:keepNext/>
-            </w:pPr>
-          </w:p>
-        </w:tc>
-        <w:tc>
-          <w:tcPr/>
-          <w:p>
-            <w:pPr>
-              <w:pStyle w:val="Compact"/>
-              <w:keepNext/>
-            </w:pPr>
-          </w:p>
-        </w:tc>
-      </w:tr>
-      <w:tr>
-        <w:trPr>
-          <w:cantSplit/>
-        </w:trPr>
-        <w:tc>
-          <w:tcPr/>
-          <w:p>
-            <w:pPr>
-              <w:pStyle w:val="Compact"/>
-              <w:jc w:val="left"/>
-            </w:pPr>
-            <w:r>
-              <w:t xml:space="preserve">Vand tilbageholdt (mL)</w:t>
-            </w:r>
-          </w:p>
-        </w:tc>
-        <w:tc>
-          <w:tcPr/>
-          <w:p>
-            <w:pPr>
-              <w:pStyle w:val="Compact"/>
-            </w:pPr>
-          </w:p>
-        </w:tc>
-        <w:tc>
-          <w:tcPr/>
-          <w:p>
-            <w:pPr>
-              <w:pStyle w:val="Compact"/>
-            </w:pPr>
-          </w:p>
+          <w:tbl>
+            <w:tblPr>
+              <w:tblStyle w:val="Table"/>
+              <w:tblW w:type="auto" w:w="0"/>
+              <w:tblLook w:firstRow="1" w:lastRow="0" w:firstColumn="0" w:lastColumn="0" w:noHBand="0" w:noVBand="0" w:val="0020"/>
+            </w:tblPr>
+            <w:tblGrid>
+              <w:gridCol w:w="2640"/>
+              <w:gridCol w:w="2640"/>
+              <w:gridCol w:w="2640"/>
+            </w:tblGrid>
+            <w:tr>
+              <w:trPr>
+                <w:cantSplit/>
+                <w:tblHeader w:val="on"/>
+              </w:trPr>
+              <w:tc>
+                <w:tcPr/>
+                <w:p>
+                  <w:pPr>
+                    <w:pStyle w:val="Compact"/>
+                    <w:keepNext/>
+                  </w:pPr>
+                </w:p>
+              </w:tc>
+              <w:tc>
+                <w:tcPr/>
+                <w:p>
+                  <w:pPr>
+                    <w:pStyle w:val="Compact"/>
+                    <w:keepNext/>
+                    <w:jc w:val="center"/>
+                    <w:jc w:val="center"/>
+                  </w:pPr>
+                  <w:r>
+                    <w:t xml:space="preserve">Jordtype 1</w:t>
+                  </w:r>
+                </w:p>
+              </w:tc>
+              <w:tc>
+                <w:tcPr/>
+                <w:p>
+                  <w:pPr>
+                    <w:pStyle w:val="Compact"/>
+                    <w:keepNext/>
+                    <w:jc w:val="center"/>
+                    <w:jc w:val="center"/>
+                  </w:pPr>
+                  <w:r>
+                    <w:t xml:space="preserve">Jordtype 2</w:t>
+                  </w:r>
+                </w:p>
+              </w:tc>
+            </w:tr>
+            <w:tr>
+              <w:trPr>
+                <w:cantSplit/>
+              </w:trPr>
+              <w:tc>
+                <w:tcPr/>
+                <w:p>
+                  <w:pPr>
+                    <w:pStyle w:val="Compact"/>
+                    <w:keepNext/>
+                    <w:jc w:val="left"/>
+                    <w:jc w:val="center"/>
+                  </w:pPr>
+                  <w:r>
+                    <w:t xml:space="preserve">Vand hældt på (mL)</w:t>
+                  </w:r>
+                </w:p>
+              </w:tc>
+              <w:tc>
+                <w:tcPr/>
+                <w:p>
+                  <w:pPr>
+                    <w:pStyle w:val="Compact"/>
+                    <w:keepNext/>
+                    <w:jc w:val="center"/>
+                    <w:jc w:val="center"/>
+                  </w:pPr>
+                  <w:r>
+                    <w:t xml:space="preserve">100</w:t>
+                  </w:r>
+                </w:p>
+              </w:tc>
+              <w:tc>
+                <w:tcPr/>
+                <w:p>
+                  <w:pPr>
+                    <w:pStyle w:val="Compact"/>
+                    <w:keepNext/>
+                    <w:jc w:val="center"/>
+                    <w:jc w:val="center"/>
+                  </w:pPr>
+                  <w:r>
+                    <w:t xml:space="preserve">100</w:t>
+                  </w:r>
+                </w:p>
+              </w:tc>
+            </w:tr>
+            <w:tr>
+              <w:trPr>
+                <w:cantSplit/>
+              </w:trPr>
+              <w:tc>
+                <w:tcPr/>
+                <w:p>
+                  <w:pPr>
+                    <w:pStyle w:val="Compact"/>
+                    <w:keepNext/>
+                    <w:jc w:val="left"/>
+                    <w:jc w:val="center"/>
+                  </w:pPr>
+                  <w:r>
+                    <w:t xml:space="preserve">Vand løbet igennem i alt (mL)</w:t>
+                  </w:r>
+                </w:p>
+              </w:tc>
+              <w:tc>
+                <w:tcPr/>
+                <w:p>
+                  <w:pPr>
+                    <w:pStyle w:val="Compact"/>
+                    <w:keepNext/>
+                  </w:pPr>
+                </w:p>
+              </w:tc>
+              <w:tc>
+                <w:tcPr/>
+                <w:p>
+                  <w:pPr>
+                    <w:pStyle w:val="Compact"/>
+                    <w:keepNext/>
+                  </w:pPr>
+                </w:p>
+              </w:tc>
+            </w:tr>
+            <w:tr>
+              <w:trPr>
+                <w:cantSplit/>
+              </w:trPr>
+              <w:tc>
+                <w:tcPr/>
+                <w:p>
+                  <w:pPr>
+                    <w:pStyle w:val="Compact"/>
+                    <w:jc w:val="left"/>
+                    <w:jc w:val="center"/>
+                  </w:pPr>
+                  <w:r>
+                    <w:t xml:space="preserve">Vand tilbageholdt (mL)</w:t>
+                  </w:r>
+                </w:p>
+              </w:tc>
+              <w:tc>
+                <w:tcPr/>
+                <w:p>
+                  <w:pPr>
+                    <w:pStyle w:val="Compact"/>
+                  </w:pPr>
+                </w:p>
+              </w:tc>
+              <w:tc>
+                <w:tcPr/>
+                <w:p>
+                  <w:pPr>
+                    <w:pStyle w:val="Compact"/>
+                  </w:pPr>
+                </w:p>
+              </w:tc>
+            </w:tr>
+          </w:tbl>
+          <w:bookmarkEnd w:id="30"/>
+          <w:p/>
         </w:tc>
       </w:tr>
     </w:tbl>
-    <w:bookmarkEnd w:id="29"/>
-    <w:bookmarkStart w:id="30" w:name="opgave-4-analyse-og-konklusion"/>
+    <w:bookmarkEnd w:id="31"/>
+    <w:bookmarkStart w:id="32" w:name="opgave-4-analyse-og-konklusion"/>
     <w:p>
       <w:pPr>
         <w:pStyle w:val="Heading2"/>
@@ -1309,7 +1374,7 @@
         <w:t xml:space="preserve">Nævn mindst én ting, der kan have gjort sammenligningen usikker — fx forskel i pakketæthed eller i den vandmængde, I hældte på.</w:t>
       </w:r>
     </w:p>
-    <w:bookmarkEnd w:id="30"/>
+    <w:bookmarkEnd w:id="32"/>
     <w:sectPr>
       <w:headerReference r:id="rId7" w:type="default"/>
       <w:footerReference r:id="rId8" w:type="default"/>

--- a/Øvelser/Geografi/poroesitet-og-permeabilitet-hf/poroesitet-og-permeabilitet-hf.docx
+++ b/Øvelser/Geografi/poroesitet-og-permeabilitet-hf/poroesitet-og-permeabilitet-hf.docx
@@ -553,13 +553,13 @@
       </w:tr>
     </w:tbl>
     <w:bookmarkEnd w:id="26"/>
-    <w:bookmarkStart w:id="28" w:name="opgave-1-dataindsamling"/>
+    <w:bookmarkStart w:id="28" w:name="registrering-af-målinger"/>
     <w:p>
       <w:pPr>
         <w:pStyle w:val="Heading2"/>
       </w:pPr>
       <w:r>
-        <w:t xml:space="preserve">Opgave 1: Dataindsamling</w:t>
+        <w:t xml:space="preserve">Registrering af målinger</w:t>
       </w:r>
     </w:p>
     <w:tbl>
@@ -985,44 +985,130 @@
       </w:tr>
     </w:tbl>
     <w:bookmarkEnd w:id="28"/>
-    <w:bookmarkStart w:id="29" w:name="opgave-2-grafisk-fremstilling"/>
+    <w:bookmarkStart w:id="30" w:name="databehandling"/>
     <w:p>
       <w:pPr>
         <w:pStyle w:val="Heading2"/>
       </w:pPr>
       <w:r>
-        <w:t xml:space="preserve">Opgave 2: Grafisk fremstilling</w:t>
+        <w:t xml:space="preserve">Databehandling</w:t>
+      </w:r>
+    </w:p>
+    <w:p>
+      <w:pPr>
+        <w:pStyle w:val="Compact"/>
+        <w:numPr>
+          <w:ilvl w:val="0"/>
+          <w:numId w:val="1003"/>
+        </w:numPr>
+      </w:pPr>
+      <w:r>
+        <w:t xml:space="preserve">Indtegn resultaterne for begge jordtyper i samme koordinatsystem, med tiden (sekunder) ud ad x-aksen og vandmængden (mL) op ad y-aksen. Brug to forskellige farver eller symboler (fx × og ○), så de to kurver kan kendes fra hinanden.</w:t>
+      </w:r>
+    </w:p>
+    <w:p>
+      <w:pPr>
+        <w:pStyle w:val="Compact"/>
+        <w:numPr>
+          <w:ilvl w:val="0"/>
+          <w:numId w:val="1003"/>
+        </w:numPr>
+      </w:pPr>
+      <w:r>
+        <w:t xml:space="preserve">Beregn for hver jordtype den gennemsnitlige nedsivningshastighed i de første 60 sekunder. Den er et mål for jordens permeabilitet:</w:t>
       </w:r>
     </w:p>
     <w:p>
       <w:pPr>
         <w:pStyle w:val="FirstParagraph"/>
       </w:pPr>
-      <w:r>
-        <w:t xml:space="preserve">Indtegn resultaterne for begge jordtyper i samme koordinatsystem, med tiden (sekunder) ud ad x-aksen og vandmængden (mL) op ad y-aksen. Brug to forskellige farver eller symboler (fx × og ○), så de to kurver kan kendes fra hinanden.</w:t>
-      </w:r>
-    </w:p>
-    <w:bookmarkEnd w:id="29"/>
-    <w:bookmarkStart w:id="31" w:name="opgave-3-beregning-af-markkapacitet"/>
-    <w:p>
-      <w:pPr>
-        <w:pStyle w:val="Heading2"/>
-      </w:pPr>
-      <w:r>
-        <w:t xml:space="preserve">Opgave 3: Beregning af markkapacitet</w:t>
+      <m:oMathPara>
+        <m:oMathParaPr>
+          <m:jc m:val="center"/>
+        </m:oMathParaPr>
+        <m:oMath>
+          <m:r>
+            <m:rPr>
+              <m:nor/>
+              <m:sty m:val="p"/>
+            </m:rPr>
+            <m:t>Nedsivningshastighed</m:t>
+          </m:r>
+          <m:r>
+            <m:rPr>
+              <m:sty m:val="p"/>
+            </m:rPr>
+            <m:t>=</m:t>
+          </m:r>
+          <m:f>
+            <m:fPr>
+              <m:type m:val="bar"/>
+            </m:fPr>
+            <m:num>
+              <m:r>
+                <m:rPr>
+                  <m:nor/>
+                  <m:sty m:val="p"/>
+                </m:rPr>
+                <m:t>vandmængde efter 60 s (mL)</m:t>
+              </m:r>
+            </m:num>
+            <m:den>
+              <m:r>
+                <m:t>60</m:t>
+              </m:r>
+              <m:r>
+                <m:t> </m:t>
+              </m:r>
+              <m:r>
+                <m:rPr>
+                  <m:nor/>
+                  <m:sty m:val="p"/>
+                </m:rPr>
+                <m:t>s</m:t>
+              </m:r>
+            </m:den>
+          </m:f>
+          <m:r>
+            <m:t> </m:t>
+          </m:r>
+          <m:r>
+            <m:rPr>
+              <m:sty m:val="p"/>
+            </m:rPr>
+            <m:t>(</m:t>
+          </m:r>
+          <m:r>
+            <m:rPr>
+              <m:nor/>
+              <m:sty m:val="p"/>
+            </m:rPr>
+            <m:t>mL/s</m:t>
+          </m:r>
+          <m:r>
+            <m:rPr>
+              <m:sty m:val="p"/>
+            </m:rPr>
+            <m:t>)</m:t>
+          </m:r>
+        </m:oMath>
+      </m:oMathPara>
+    </w:p>
+    <w:p>
+      <w:pPr>
+        <w:pStyle w:val="Compact"/>
+        <w:numPr>
+          <w:ilvl w:val="0"/>
+          <w:numId w:val="1004"/>
+        </w:numPr>
+      </w:pPr>
+      <w:r>
+        <w:t xml:space="preserve">Beregn, hvor meget vand jorden holdt tilbage. Det er et udtryk for jordens markkapacitet:</w:t>
       </w:r>
     </w:p>
     <w:p>
       <w:pPr>
         <w:pStyle w:val="FirstParagraph"/>
-      </w:pPr>
-      <w:r>
-        <w:t xml:space="preserve">Markkapaciteten er et udtryk for, hvor meget vand jorden kan holde tilbage:</w:t>
-      </w:r>
-    </w:p>
-    <w:p>
-      <w:pPr>
-        <w:pStyle w:val="BodyText"/>
       </w:pPr>
       <m:oMathPara>
         <m:oMathParaPr>
@@ -1084,7 +1170,7 @@
       <w:tr>
         <w:tc>
           <w:tcPr/>
-          <w:bookmarkStart w:id="30" w:name="tbl-2"/>
+          <w:bookmarkStart w:id="29" w:name="tbl-2"/>
           <w:p>
             <w:pPr>
               <w:jc w:val="center"/>
@@ -1095,7 +1181,7 @@
               <w:pStyle w:val="ImageCaption"/>
             </w:pPr>
             <w:r>
-              <w:t xml:space="preserve">Tabel 2: Markkapacitet for de to jordtyper.</w:t>
+              <w:t xml:space="preserve">Tabel 2: Nedsivningshastighed og markkapacitet for de to jordtyper.</w:t>
             </w:r>
           </w:p>
           <w:tbl>
@@ -1166,7 +1252,7 @@
                     <w:jc w:val="center"/>
                   </w:pPr>
                   <w:r>
-                    <w:t xml:space="preserve">Vand hældt på (mL)</w:t>
+                    <w:t xml:space="preserve">Nedsivningshastighed, første 60 s (mL/s)</w:t>
                   </w:r>
                 </w:p>
               </w:tc>
@@ -1176,26 +1262,16 @@
                   <w:pPr>
                     <w:pStyle w:val="Compact"/>
                     <w:keepNext/>
-                    <w:jc w:val="center"/>
-                    <w:jc w:val="center"/>
-                  </w:pPr>
-                  <w:r>
-                    <w:t xml:space="preserve">100</w:t>
-                  </w:r>
-                </w:p>
-              </w:tc>
-              <w:tc>
-                <w:tcPr/>
-                <w:p>
-                  <w:pPr>
-                    <w:pStyle w:val="Compact"/>
-                    <w:keepNext/>
-                    <w:jc w:val="center"/>
-                    <w:jc w:val="center"/>
-                  </w:pPr>
-                  <w:r>
-                    <w:t xml:space="preserve">100</w:t>
-                  </w:r>
+                  </w:pPr>
+                </w:p>
+              </w:tc>
+              <w:tc>
+                <w:tcPr/>
+                <w:p>
+                  <w:pPr>
+                    <w:pStyle w:val="Compact"/>
+                    <w:keepNext/>
+                  </w:pPr>
                 </w:p>
               </w:tc>
             </w:tr>
@@ -1213,7 +1289,7 @@
                     <w:jc w:val="center"/>
                   </w:pPr>
                   <w:r>
-                    <w:t xml:space="preserve">Vand løbet igennem i alt (mL)</w:t>
+                    <w:t xml:space="preserve">Vand hældt på (mL)</w:t>
                   </w:r>
                 </w:p>
               </w:tc>
@@ -1223,16 +1299,26 @@
                   <w:pPr>
                     <w:pStyle w:val="Compact"/>
                     <w:keepNext/>
-                  </w:pPr>
-                </w:p>
-              </w:tc>
-              <w:tc>
-                <w:tcPr/>
-                <w:p>
-                  <w:pPr>
-                    <w:pStyle w:val="Compact"/>
-                    <w:keepNext/>
-                  </w:pPr>
+                    <w:jc w:val="center"/>
+                    <w:jc w:val="center"/>
+                  </w:pPr>
+                  <w:r>
+                    <w:t xml:space="preserve">100</w:t>
+                  </w:r>
+                </w:p>
+              </w:tc>
+              <w:tc>
+                <w:tcPr/>
+                <w:p>
+                  <w:pPr>
+                    <w:pStyle w:val="Compact"/>
+                    <w:keepNext/>
+                    <w:jc w:val="center"/>
+                    <w:jc w:val="center"/>
+                  </w:pPr>
+                  <w:r>
+                    <w:t xml:space="preserve">100</w:t>
+                  </w:r>
                 </w:p>
               </w:tc>
             </w:tr>
@@ -1245,6 +1331,43 @@
                 <w:p>
                   <w:pPr>
                     <w:pStyle w:val="Compact"/>
+                    <w:keepNext/>
+                    <w:jc w:val="left"/>
+                    <w:jc w:val="center"/>
+                  </w:pPr>
+                  <w:r>
+                    <w:t xml:space="preserve">Vand løbet igennem i alt (mL)</w:t>
+                  </w:r>
+                </w:p>
+              </w:tc>
+              <w:tc>
+                <w:tcPr/>
+                <w:p>
+                  <w:pPr>
+                    <w:pStyle w:val="Compact"/>
+                    <w:keepNext/>
+                  </w:pPr>
+                </w:p>
+              </w:tc>
+              <w:tc>
+                <w:tcPr/>
+                <w:p>
+                  <w:pPr>
+                    <w:pStyle w:val="Compact"/>
+                    <w:keepNext/>
+                  </w:pPr>
+                </w:p>
+              </w:tc>
+            </w:tr>
+            <w:tr>
+              <w:trPr>
+                <w:cantSplit/>
+              </w:trPr>
+              <w:tc>
+                <w:tcPr/>
+                <w:p>
+                  <w:pPr>
+                    <w:pStyle w:val="Compact"/>
                     <w:jc w:val="left"/>
                     <w:jc w:val="center"/>
                   </w:pPr>
@@ -1271,19 +1394,19 @@
               </w:tc>
             </w:tr>
           </w:tbl>
-          <w:bookmarkEnd w:id="30"/>
+          <w:bookmarkEnd w:id="29"/>
           <w:p/>
         </w:tc>
       </w:tr>
     </w:tbl>
-    <w:bookmarkEnd w:id="31"/>
-    <w:bookmarkStart w:id="32" w:name="opgave-4-analyse-og-konklusion"/>
+    <w:bookmarkEnd w:id="30"/>
+    <w:bookmarkStart w:id="31" w:name="journalspørgsmål"/>
     <w:p>
       <w:pPr>
         <w:pStyle w:val="Heading2"/>
       </w:pPr>
       <w:r>
-        <w:t xml:space="preserve">Opgave 4: Analyse og konklusion</w:t>
+        <w:t xml:space="preserve">Journalspørgsmål</w:t>
       </w:r>
     </w:p>
     <w:p>
@@ -1291,7 +1414,7 @@
         <w:pStyle w:val="Compact"/>
         <w:numPr>
           <w:ilvl w:val="0"/>
-          <w:numId w:val="1003"/>
+          <w:numId w:val="1005"/>
         </w:numPr>
       </w:pPr>
       <w:r>
@@ -1305,7 +1428,7 @@
         <w:t xml:space="preserve"> </w:t>
       </w:r>
       <w:r>
-        <w:t xml:space="preserve">Hvilken af de to jordtyper havde den højeste permeabilitet — altså hvor løb vandet hurtigst igennem? Stemte det med jeres hypotese?</w:t>
+        <w:t xml:space="preserve">Hvilken af de to jordtyper havde den højeste permeabilitet — altså hvor løb vandet hurtigst igennem? Stemte det med jeres hypotese? Forklar forskellen ud fra jordtypernes kornstørrelse.</w:t>
       </w:r>
     </w:p>
     <w:p>
@@ -1313,7 +1436,7 @@
         <w:pStyle w:val="Compact"/>
         <w:numPr>
           <w:ilvl w:val="0"/>
-          <w:numId w:val="1003"/>
+          <w:numId w:val="1005"/>
         </w:numPr>
       </w:pPr>
       <w:r>
@@ -1327,7 +1450,7 @@
         <w:t xml:space="preserve"> </w:t>
       </w:r>
       <w:r>
-        <w:t xml:space="preserve">Hvilken jordtype vil være bedst til at beskytte grundvandet mod nedsivende forurening? Begrund svaret.</w:t>
+        <w:t xml:space="preserve">Ved hvilken jordtype bliver grundvandsmagasinerne hurtigst fyldt op, og hvilken vil være bedst til at beskytte grundvandet mod nedsivende forurening? Begrund svaret.</w:t>
       </w:r>
     </w:p>
     <w:p>
@@ -1335,7 +1458,7 @@
         <w:pStyle w:val="Compact"/>
         <w:numPr>
           <w:ilvl w:val="0"/>
-          <w:numId w:val="1003"/>
+          <w:numId w:val="1005"/>
         </w:numPr>
       </w:pPr>
       <w:r>
@@ -1349,7 +1472,21 @@
         <w:t xml:space="preserve"> </w:t>
       </w:r>
       <w:r>
-        <w:t xml:space="preserve">Hvilken jordtype vil være bedst til landbrug i en tør sommer? Brug resultatet fra opgave 3.</w:t>
+        <w:t xml:space="preserve">Hvilken jordtype vil være bedst til landbrug i en tør sommer? Brug resultatet fra</w:t>
+      </w:r>
+      <w:r>
+        <w:t xml:space="preserve"> </w:t>
+      </w:r>
+      <w:hyperlink w:anchor="tbl-2">
+        <w:r>
+          <w:rPr>
+            <w:rStyle w:val="Hyperlink"/>
+          </w:rPr>
+          <w:t xml:space="preserve">Tabel 2</w:t>
+        </w:r>
+      </w:hyperlink>
+      <w:r>
+        <w:t xml:space="preserve">. Hvad betyder det for behovet for kunstvanding?</w:t>
       </w:r>
     </w:p>
     <w:p>
@@ -1357,7 +1494,29 @@
         <w:pStyle w:val="Compact"/>
         <w:numPr>
           <w:ilvl w:val="0"/>
-          <w:numId w:val="1003"/>
+          <w:numId w:val="1005"/>
+        </w:numPr>
+      </w:pPr>
+      <w:r>
+        <w:rPr>
+          <w:b/>
+          <w:bCs/>
+        </w:rPr>
+        <w:t xml:space="preserve">Danmark.</w:t>
+      </w:r>
+      <w:r>
+        <w:t xml:space="preserve"> </w:t>
+      </w:r>
+      <w:r>
+        <w:t xml:space="preserve">Sandjord findes især i Vest- og Midtjylland, lerjord især i Østdanmark. Hvor i landet ville I helst være landmand, og hvor ville I helst indvinde drikkevand? Begrund svaret.</w:t>
+      </w:r>
+    </w:p>
+    <w:p>
+      <w:pPr>
+        <w:pStyle w:val="Compact"/>
+        <w:numPr>
+          <w:ilvl w:val="0"/>
+          <w:numId w:val="1005"/>
         </w:numPr>
       </w:pPr>
       <w:r>
@@ -1374,7 +1533,7 @@
         <w:t xml:space="preserve">Nævn mindst én ting, der kan have gjort sammenligningen usikker — fx forskel i pakketæthed eller i den vandmængde, I hældte på.</w:t>
       </w:r>
     </w:p>
-    <w:bookmarkEnd w:id="32"/>
+    <w:bookmarkEnd w:id="31"/>
     <w:sectPr>
       <w:headerReference r:id="rId7" w:type="default"/>
       <w:footerReference r:id="rId8" w:type="default"/>
@@ -1902,6 +2061,91 @@
       </w:rPr>
     </w:lvl>
   </w:abstractNum>
+  <w:abstractNum w:abstractNumId="99413">
+    <w:nsid w:val="00A99413"/>
+    <w:multiLevelType w:val="multilevel"/>
+    <w:lvl w:ilvl="0">
+      <w:start w:val="3"/>
+      <w:numFmt w:val="decimal"/>
+      <w:lvlText w:val="%1."/>
+      <w:lvlJc w:val="left"/>
+      <w:pPr>
+        <w:ind w:left="720" w:hanging="360"/>
+      </w:pPr>
+    </w:lvl>
+    <w:lvl w:ilvl="1">
+      <w:start w:val="3"/>
+      <w:numFmt w:val="decimal"/>
+      <w:lvlText w:val="%2."/>
+      <w:lvlJc w:val="left"/>
+      <w:pPr>
+        <w:ind w:left="1440" w:hanging="360"/>
+      </w:pPr>
+    </w:lvl>
+    <w:lvl w:ilvl="2">
+      <w:start w:val="3"/>
+      <w:numFmt w:val="decimal"/>
+      <w:lvlText w:val="%3."/>
+      <w:lvlJc w:val="left"/>
+      <w:pPr>
+        <w:ind w:left="2160" w:hanging="360"/>
+      </w:pPr>
+    </w:lvl>
+    <w:lvl w:ilvl="3">
+      <w:start w:val="3"/>
+      <w:numFmt w:val="decimal"/>
+      <w:lvlText w:val="%4."/>
+      <w:lvlJc w:val="left"/>
+      <w:pPr>
+        <w:ind w:left="2880" w:hanging="360"/>
+      </w:pPr>
+    </w:lvl>
+    <w:lvl w:ilvl="4">
+      <w:start w:val="3"/>
+      <w:numFmt w:val="decimal"/>
+      <w:lvlText w:val="%5."/>
+      <w:lvlJc w:val="left"/>
+      <w:pPr>
+        <w:ind w:left="3600" w:hanging="360"/>
+      </w:pPr>
+    </w:lvl>
+    <w:lvl w:ilvl="5">
+      <w:start w:val="3"/>
+      <w:numFmt w:val="decimal"/>
+      <w:lvlText w:val="%6."/>
+      <w:lvlJc w:val="left"/>
+      <w:pPr>
+        <w:ind w:left="4320" w:hanging="360"/>
+      </w:pPr>
+    </w:lvl>
+    <w:lvl w:ilvl="6">
+      <w:start w:val="3"/>
+      <w:numFmt w:val="decimal"/>
+      <w:lvlText w:val="%7."/>
+      <w:lvlJc w:val="left"/>
+      <w:pPr>
+        <w:ind w:left="5040" w:hanging="360"/>
+      </w:pPr>
+    </w:lvl>
+    <w:lvl w:ilvl="7">
+      <w:start w:val="3"/>
+      <w:numFmt w:val="decimal"/>
+      <w:lvlText w:val="%8."/>
+      <w:lvlJc w:val="left"/>
+      <w:pPr>
+        <w:ind w:left="5760" w:hanging="360"/>
+      </w:pPr>
+    </w:lvl>
+    <w:lvl w:ilvl="8">
+      <w:start w:val="3"/>
+      <w:numFmt w:val="decimal"/>
+      <w:lvlText w:val="%9."/>
+      <w:lvlJc w:val="left"/>
+      <w:pPr>
+        <w:ind w:left="6480" w:hanging="360"/>
+      </w:pPr>
+    </w:lvl>
+  </w:abstractNum>
   <w:num w:numId="1">
     <w:abstractNumId w:val="1"/>
     <w:lvlOverride w:ilvl="0">
@@ -1957,6 +2201,66 @@
     <w:abstractNumId w:val="991"/>
   </w:num>
   <w:num w:numId="1003">
+    <w:abstractNumId w:val="99411"/>
+    <w:lvlOverride w:ilvl="0">
+      <w:startOverride w:val="1"/>
+    </w:lvlOverride>
+    <w:lvlOverride w:ilvl="1">
+      <w:startOverride w:val="1"/>
+    </w:lvlOverride>
+    <w:lvlOverride w:ilvl="2">
+      <w:startOverride w:val="1"/>
+    </w:lvlOverride>
+    <w:lvlOverride w:ilvl="3">
+      <w:startOverride w:val="1"/>
+    </w:lvlOverride>
+    <w:lvlOverride w:ilvl="4">
+      <w:startOverride w:val="1"/>
+    </w:lvlOverride>
+    <w:lvlOverride w:ilvl="5">
+      <w:startOverride w:val="1"/>
+    </w:lvlOverride>
+    <w:lvlOverride w:ilvl="6">
+      <w:startOverride w:val="1"/>
+    </w:lvlOverride>
+    <w:lvlOverride w:ilvl="7">
+      <w:startOverride w:val="1"/>
+    </w:lvlOverride>
+    <w:lvlOverride w:ilvl="8">
+      <w:startOverride w:val="1"/>
+    </w:lvlOverride>
+  </w:num>
+  <w:num w:numId="1004">
+    <w:abstractNumId w:val="99413"/>
+    <w:lvlOverride w:ilvl="0">
+      <w:startOverride w:val="3"/>
+    </w:lvlOverride>
+    <w:lvlOverride w:ilvl="1">
+      <w:startOverride w:val="3"/>
+    </w:lvlOverride>
+    <w:lvlOverride w:ilvl="2">
+      <w:startOverride w:val="3"/>
+    </w:lvlOverride>
+    <w:lvlOverride w:ilvl="3">
+      <w:startOverride w:val="3"/>
+    </w:lvlOverride>
+    <w:lvlOverride w:ilvl="4">
+      <w:startOverride w:val="3"/>
+    </w:lvlOverride>
+    <w:lvlOverride w:ilvl="5">
+      <w:startOverride w:val="3"/>
+    </w:lvlOverride>
+    <w:lvlOverride w:ilvl="6">
+      <w:startOverride w:val="3"/>
+    </w:lvlOverride>
+    <w:lvlOverride w:ilvl="7">
+      <w:startOverride w:val="3"/>
+    </w:lvlOverride>
+    <w:lvlOverride w:ilvl="8">
+      <w:startOverride w:val="3"/>
+    </w:lvlOverride>
+  </w:num>
+  <w:num w:numId="1005">
     <w:abstractNumId w:val="99411"/>
     <w:lvlOverride w:ilvl="0">
       <w:startOverride w:val="1"/>
